--- a/apps/legal-docs-blueprints/templates/ventas_sociedad/reconocimiento_deuda_sociedad/reconocimiento_deuda_sociedad-mujer.docx
+++ b/apps/legal-docs-blueprints/templates/ventas_sociedad/reconocimiento_deuda_sociedad/reconocimiento_deuda_sociedad-mujer.docx
@@ -2027,7 +2027,33 @@
           <w:u w:val="single"/>
           <w:rtl w:val="0"/>
         </w:rPr>
-        <w:t xml:space="preserve">CUARTA: Yo, {entidad}, manifiesto</w:t>
+        <w:t xml:space="preserve">CUARTA:</w:t>
+      </w:r>
+      <w:r>
+        <w:rPr>
+          <w:rFonts w:ascii="Arial" w:cs="Arial" w:eastAsia="Arial" w:hAnsi="Arial"/>
+          <w:color w:val="000000"/>
+          <w:rtl w:val="0"/>
+        </w:rPr>
+        <w:t xml:space="preserve"> Yo, </w:t>
+      </w:r>
+      <w:r>
+        <w:rPr>
+          <w:rFonts w:ascii="Arial" w:cs="Arial" w:eastAsia="Arial" w:hAnsi="Arial"/>
+          <w:b w:val="1"/>
+          <w:bCs w:val="1"/>
+          <w:color w:val="000000"/>
+          <w:rtl w:val="0"/>
+        </w:rPr>
+        <w:t xml:space="preserve">{entidad}</w:t>
+      </w:r>
+      <w:r>
+        <w:rPr>
+          <w:rFonts w:ascii="Arial" w:cs="Arial" w:eastAsia="Arial" w:hAnsi="Arial"/>
+          <w:color w:val="000000"/>
+          <w:rtl w:val="0"/>
+        </w:rPr>
+        <w:t xml:space="preserve">, manifiesto</w:t>
       </w:r>
       <w:r>
         <w:rPr>
@@ -2098,7 +2124,6 @@
         <w:rPr>
           <w:rFonts w:ascii="Arial" w:cs="Arial" w:eastAsia="Arial" w:hAnsi="Arial"/>
           <w:color w:val="000000"/>
-          <w:shd w:fill="c27ba0" w:val="clear"/>
           <w:rtl w:val="0"/>
         </w:rPr>
         <w:t xml:space="preserve"> </w:t>
